--- a/Paper/_preprint__-_VMS_Grammar_Paper_v5_cited.docx
+++ b/Paper/_preprint__-_VMS_Grammar_Paper_v5_cited.docx
@@ -2217,6 +2217,59 @@
           <w:rtl w:val="0"/>
         </w:rPr>
         <w:t xml:space="preserve">Comparison against all alternative slot assignments yields a decomposition error of 0.001 bits for PGCS versus 1.074 bits for the next-best alternative, a roughly 1,000-fold difference.</w:t>
+      </w:r>
+    </w:p>
+    <w:p>
+      <w:pPr>
+        <w:keepNext w:val="0"/>
+        <w:keepLines w:val="0"/>
+        <w:pageBreakBefore w:val="0"/>
+        <w:widowControl w:val="1"/>
+        <w:pBdr>
+          <w:top w:space="0" w:sz="0" w:val="nil"/>
+          <w:left w:space="0" w:sz="0" w:val="nil"/>
+          <w:bottom w:space="0" w:sz="0" w:val="nil"/>
+          <w:right w:space="0" w:sz="0" w:val="nil"/>
+          <w:between w:space="0" w:sz="0" w:val="nil"/>
+        </w:pBdr>
+        <w:shd w:fill="auto" w:val="clear"/>
+        <w:spacing w:after="180" w:before="180" w:line="240" w:lineRule="auto"/>
+        <w:ind w:left="0" w:right="0" w:firstLine="0"/>
+        <w:jc w:val="left"/>
+        <w:rPr>
+          <w:rFonts w:ascii="Cambria" w:cs="Cambria" w:eastAsia="Cambria" w:hAnsi="Cambria"/>
+          <w:b w:val="0"/>
+          <w:bCs w:val="0"/>
+          <w:i w:val="0"/>
+          <w:iCs w:val="0"/>
+          <w:smallCaps w:val="0"/>
+          <w:strike w:val="0"/>
+          <w:color w:val="000000"/>
+          <w:sz w:val="24"/>
+          <w:szCs w:val="24"/>
+          <w:u w:val="none"/>
+          <w:shd w:fill="auto" w:val="clear"/>
+          <w:vertAlign w:val="baseline"/>
+        </w:rPr>
+      </w:pPr>
+      <w:r>
+        <w:rPr>
+          <w:rFonts w:ascii="Cambria" w:cs="Cambria" w:eastAsia="Cambria" w:hAnsi="Cambria"/>
+          <w:b w:val="0"/>
+          <w:bCs w:val="0"/>
+          <w:i w:val="0"/>
+          <w:iCs w:val="0"/>
+          <w:smallCaps w:val="0"/>
+          <w:strike w:val="0"/>
+          <w:color w:val="000000"/>
+          <w:sz w:val="24"/>
+          <w:szCs w:val="24"/>
+          <w:u w:val="none"/>
+          <w:shd w:fill="auto" w:val="clear"/>
+          <w:vertAlign w:val="baseline"/>
+          <w:rtl w:val="0"/>
+        </w:rPr>
+        <w:t xml:space="preserve">Adversarial tests targeting circularity, overfitting, and transcription dependence (Supplement S5) likewise fail to produce degradation, supporting the interpretation that the slot architecture reflects underlying structure rather than model-specific fitting.</w:t>
       </w:r>
     </w:p>
     <w:bookmarkStart w:colFirst="0" w:colLast="0" w:name="r0b1myfa0ecj" w:id="10"/>

--- a/Paper/_preprint__-_VMS_Grammar_Paper_v5_cited.docx
+++ b/Paper/_preprint__-_VMS_Grammar_Paper_v5_cited.docx
@@ -2110,7 +2110,7 @@
           <w:vertAlign w:val="baseline"/>
           <w:rtl w:val="0"/>
         </w:rPr>
-        <w:t xml:space="preserve">The PGCS grammar is formalized as 210 rules: 81 character-sequence constraints, 52 pair-adjacency rules, 41 suffix rules, and 36 prefix rules. The P70 merged grammar achieves character coverage of 92.96% and fully parses 71.93% of word types (99.87% partial coverage). Every attested token receives a valid four-slot parse.</w:t>
+        <w:t xml:space="preserve">The PGCS grammar is formalized as 210 rules: 81 character-sequence constraints, 52 pair-adjacency rules, 41 suffix rules, and 36 prefix rules. The merged character grammar achieves character coverage of 92.96% and fully parses 71.93% of word types (99.87% partial coverage). Every attested token receives a valid four-slot parse.</w:t>
       </w:r>
     </w:p>
     <w:p>
